--- a/8.Project Demonstration/Communication.docx
+++ b/8.Project Demonstration/Communication.docx
@@ -24,11 +24,21 @@
       </w:r>
     </w:p>
     <w:p>
+      <w:r>
+        <w:t>---</w:t>
+      </w:r>
+    </w:p>
+    <w:p>
       <w:pPr>
         <w:pStyle w:val="Heading2"/>
       </w:pPr>
       <w:r>
         <w:t>2. Target Audiences &amp; Objectives</w:t>
+      </w:r>
+    </w:p>
+    <w:p>
+      <w:r>
+        <w:t>The project coordinates information across four distinct stakeholder groups:</w:t>
       </w:r>
     </w:p>
     <w:tbl>
@@ -122,7 +132,7 @@
           </w:tcPr>
           <w:p>
             <w:r>
-              <w:t>Gain policy approval and resources</w:t>
+              <w:t>Gain policy approval and resource allocation</w:t>
             </w:r>
           </w:p>
         </w:tc>
@@ -142,7 +152,7 @@
           </w:tcPr>
           <w:p>
             <w:r>
-              <w:t>Policy Briefs, Presentations</w:t>
+              <w:t>Policy Briefs, Executive Presentations</w:t>
             </w:r>
           </w:p>
         </w:tc>
@@ -177,7 +187,7 @@
           </w:tcPr>
           <w:p>
             <w:r>
-              <w:t>Feature importance coefficients, model validation metrics</w:t>
+              <w:t>Feature coefficients, model validation metrics, inputs sensitivity</w:t>
             </w:r>
           </w:p>
         </w:tc>
@@ -188,7 +198,7 @@
           </w:tcPr>
           <w:p>
             <w:r>
-              <w:t>Technical Reports, Interactive Demos</w:t>
+              <w:t>Technical Reports, Interactive Demo runs</w:t>
             </w:r>
           </w:p>
         </w:tc>
@@ -220,7 +230,7 @@
           </w:tcPr>
           <w:p>
             <w:r>
-              <w:t>Dataset details, algorithm selection rationale</w:t>
+              <w:t>Datasets info, algorithm selection rationale, regression metrics</w:t>
             </w:r>
           </w:p>
         </w:tc>
@@ -230,7 +240,7 @@
           </w:tcPr>
           <w:p>
             <w:r>
-              <w:t>Academic Papers, Code Repos</w:t>
+              <w:t>Academic Papers, GitHub Repositories</w:t>
             </w:r>
           </w:p>
         </w:tc>
@@ -283,6 +293,11 @@
       </w:tr>
     </w:tbl>
     <w:p>
+      <w:r>
+        <w:t>---</w:t>
+      </w:r>
+    </w:p>
+    <w:p>
       <w:pPr>
         <w:pStyle w:val="Heading2"/>
       </w:pPr>
@@ -307,7 +322,7 @@
         <w:rPr>
           <w:b/>
         </w:rPr>
-        <w:t>GitHub</w:t>
+        <w:t>GitHub Repository</w:t>
       </w:r>
       <w:r>
         <w:t>: Primary repository containing code, test scripts, and markdown documentation.</w:t>
@@ -322,10 +337,10 @@
         <w:rPr>
           <w:b/>
         </w:rPr>
-        <w:t>Project Board</w:t>
+        <w:t>Project Boards</w:t>
       </w:r>
       <w:r>
-        <w:t>: Used to track sprints and task status (e.g., venv setup, model retraining).</w:t>
+        <w:t>: Used to track sprints, coordinate task status, and manage dependencies.</w:t>
       </w:r>
     </w:p>
     <w:p>
@@ -348,7 +363,7 @@
         <w:t>Interactive Web App</w:t>
       </w:r>
       <w:r>
-        <w:t>: Serve the Flask app locally or via cloud platforms to showcase live predictions.</w:t>
+        <w:t>: Serving the Flask application locally to showcase live predictions.</w:t>
       </w:r>
     </w:p>
     <w:p>
@@ -360,10 +375,15 @@
         <w:rPr>
           <w:b/>
         </w:rPr>
-        <w:t>Gauge Visuals</w:t>
+        <w:t>Visual Dashboards</w:t>
       </w:r>
       <w:r>
         <w:t>: Color-coded badges and gradient gauges to quickly communicate development levels to non-technical users.</w:t>
+      </w:r>
+    </w:p>
+    <w:p>
+      <w:r>
+        <w:t>---</w:t>
       </w:r>
     </w:p>
     <w:p>
